--- a/Fase 1/Evidencias Individuales/Goler_Noemí_1.2_APT122_DiarioReflexionFase1.docx
+++ b/Fase 1/Evidencias Individuales/Goler_Noemí_1.2_APT122_DiarioReflexionFase1.docx
@@ -70,12 +70,12 @@
                 <wp:inline distB="0" distT="0" distL="0" distR="0">
                   <wp:extent cx="393640" cy="444500"/>
                   <wp:effectExtent b="0" l="0" r="0" t="0"/>
-                  <wp:docPr id="17580" name="image1.png"/>
+                  <wp:docPr id="17580" name="image4.png"/>
                   <a:graphic>
                     <a:graphicData uri="http://schemas.openxmlformats.org/drawingml/2006/picture">
                       <pic:pic>
                         <pic:nvPicPr>
-                          <pic:cNvPr id="0" name="image1.png"/>
+                          <pic:cNvPr id="0" name="image4.png"/>
                           <pic:cNvPicPr preferRelativeResize="0"/>
                         </pic:nvPicPr>
                         <pic:blipFill>
@@ -2050,61 +2050,6 @@
               </w:tabs>
               <w:jc w:val="both"/>
               <w:rPr>
-                <w:color w:val="767171"/>
-                <w:sz w:val="24"/>
-                <w:szCs w:val="24"/>
-              </w:rPr>
-            </w:pPr>
-            <w:r>
-              <w:rPr>
-                <w:color w:val="767171"/>
-                <w:sz w:val="24"/>
-                <w:szCs w:val="24"/>
-                <w:rtl w:val="0"/>
-              </w:rPr>
-              <w:t xml:space="preserve">En 5 años me gustaría estar trabajando como administradora de bases de datos o líder de diseño UI/UX. Me veo diseñando plataformas que destacan por ser organizadas y estéticamente impecables.</w:t>
-            </w:r>
-          </w:p>
-          <w:p>
-            <w:pPr>
-              <w:tabs>
-                <w:tab w:val="left" w:leader="none" w:pos="454"/>
-              </w:tabs>
-              <w:jc w:val="both"/>
-              <w:rPr>
-                <w:color w:val="767171"/>
-                <w:sz w:val="24"/>
-                <w:szCs w:val="24"/>
-              </w:rPr>
-            </w:pPr>
-            <w:r>
-              <w:rPr>
-                <w:rtl w:val="0"/>
-              </w:rPr>
-            </w:r>
-          </w:p>
-          <w:p>
-            <w:pPr>
-              <w:tabs>
-                <w:tab w:val="left" w:leader="none" w:pos="454"/>
-              </w:tabs>
-              <w:jc w:val="both"/>
-              <w:rPr>
-                <w:color w:val="767171"/>
-                <w:sz w:val="24"/>
-                <w:szCs w:val="24"/>
-              </w:rPr>
-            </w:pPr>
-            <w:r>
-              <w:rPr>
-                <w:rtl w:val="0"/>
-              </w:rPr>
-            </w:r>
-          </w:p>
-          <w:p>
-            <w:pPr>
-              <w:jc w:val="both"/>
-              <w:rPr>
                 <w:rFonts w:ascii="Calibri" w:cs="Calibri" w:eastAsia="Calibri" w:hAnsi="Calibri"/>
                 <w:b w:val="1"/>
                 <w:bCs w:val="1"/>
@@ -2113,116 +2058,13 @@
             </w:pPr>
             <w:r>
               <w:rPr>
-                <w:rtl w:val="0"/>
-              </w:rPr>
-            </w:r>
-          </w:p>
-          <w:p>
-            <w:pPr>
-              <w:jc w:val="both"/>
-              <w:rPr>
-                <w:rFonts w:ascii="Calibri" w:cs="Calibri" w:eastAsia="Calibri" w:hAnsi="Calibri"/>
-                <w:b w:val="1"/>
-                <w:bCs w:val="1"/>
-                <w:color w:val="1f4e79"/>
-              </w:rPr>
-            </w:pPr>
-            <w:r>
-              <w:rPr>
-                <w:rtl w:val="0"/>
-              </w:rPr>
-            </w:r>
-          </w:p>
-          <w:p>
-            <w:pPr>
-              <w:jc w:val="both"/>
-              <w:rPr>
-                <w:rFonts w:ascii="Calibri" w:cs="Calibri" w:eastAsia="Calibri" w:hAnsi="Calibri"/>
-                <w:b w:val="1"/>
-                <w:bCs w:val="1"/>
-                <w:color w:val="1f4e79"/>
-              </w:rPr>
-            </w:pPr>
-            <w:r>
-              <w:rPr>
-                <w:rtl w:val="0"/>
-              </w:rPr>
-            </w:r>
-          </w:p>
-          <w:p>
-            <w:pPr>
-              <w:jc w:val="both"/>
-              <w:rPr>
-                <w:rFonts w:ascii="Calibri" w:cs="Calibri" w:eastAsia="Calibri" w:hAnsi="Calibri"/>
-                <w:b w:val="1"/>
-                <w:bCs w:val="1"/>
-                <w:color w:val="1f4e79"/>
-              </w:rPr>
-            </w:pPr>
-            <w:r>
-              <w:rPr>
-                <w:rtl w:val="0"/>
-              </w:rPr>
-            </w:r>
-          </w:p>
-          <w:p>
-            <w:pPr>
-              <w:jc w:val="both"/>
-              <w:rPr>
-                <w:rFonts w:ascii="Calibri" w:cs="Calibri" w:eastAsia="Calibri" w:hAnsi="Calibri"/>
-                <w:b w:val="1"/>
-                <w:bCs w:val="1"/>
-                <w:color w:val="1f4e79"/>
-              </w:rPr>
-            </w:pPr>
-            <w:r>
-              <w:rPr>
-                <w:rtl w:val="0"/>
-              </w:rPr>
-            </w:r>
-          </w:p>
-          <w:p>
-            <w:pPr>
-              <w:jc w:val="both"/>
-              <w:rPr>
-                <w:rFonts w:ascii="Calibri" w:cs="Calibri" w:eastAsia="Calibri" w:hAnsi="Calibri"/>
-                <w:b w:val="1"/>
-                <w:bCs w:val="1"/>
-                <w:color w:val="1f4e79"/>
-              </w:rPr>
-            </w:pPr>
-            <w:r>
-              <w:rPr>
-                <w:rtl w:val="0"/>
-              </w:rPr>
-            </w:r>
-          </w:p>
-          <w:p>
-            <w:pPr>
-              <w:jc w:val="both"/>
-              <w:rPr>
-                <w:rFonts w:ascii="Calibri" w:cs="Calibri" w:eastAsia="Calibri" w:hAnsi="Calibri"/>
-                <w:b w:val="1"/>
-                <w:bCs w:val="1"/>
-                <w:color w:val="1f4e79"/>
-              </w:rPr>
-            </w:pPr>
-            <w:r>
-              <w:rPr>
-                <w:rtl w:val="0"/>
-              </w:rPr>
-            </w:r>
-          </w:p>
-          <w:p>
-            <w:pPr>
-              <w:jc w:val="both"/>
-              <w:rPr>
-                <w:rFonts w:ascii="Calibri" w:cs="Calibri" w:eastAsia="Calibri" w:hAnsi="Calibri"/>
-                <w:b w:val="1"/>
-                <w:bCs w:val="1"/>
-                <w:color w:val="1f4e79"/>
-              </w:rPr>
-            </w:pPr>
+                <w:color w:val="767171"/>
+                <w:sz w:val="24"/>
+                <w:szCs w:val="24"/>
+                <w:rtl w:val="0"/>
+              </w:rPr>
+              <w:t xml:space="preserve">En 5 años me gustaría estar trabajando como administradora de bases de datos o líder de diseño UI/UX. Me veo diseñando plataformas que destacan por ser organizadas y estéticamente impecables.</w:t>
+            </w:r>
             <w:r>
               <w:rPr>
                 <w:rtl w:val="0"/>
@@ -2438,43 +2280,7 @@
                 <w:szCs w:val="24"/>
                 <w:rtl w:val="0"/>
               </w:rPr>
-              <w:t xml:space="preserve">Mi proyecto anterior “Vigía TI” se relaciona excelente con mi perfil actual porque me permite trabajar justamente en lo que me gusta: la base de datos del inventario, los diagramas de flujo para reportar y el diseño visual de los paneles para los empleados y administradores.</w:t>
-            </w:r>
-          </w:p>
-          <w:p>
-            <w:pPr>
-              <w:tabs>
-                <w:tab w:val="left" w:leader="none" w:pos="454"/>
-              </w:tabs>
-              <w:jc w:val="both"/>
-              <w:rPr>
-                <w:color w:val="767171"/>
-                <w:sz w:val="24"/>
-                <w:szCs w:val="24"/>
-              </w:rPr>
-            </w:pPr>
-            <w:r>
-              <w:rPr>
-                <w:rtl w:val="0"/>
-              </w:rPr>
-            </w:r>
-          </w:p>
-          <w:p>
-            <w:pPr>
-              <w:tabs>
-                <w:tab w:val="left" w:leader="none" w:pos="454"/>
-              </w:tabs>
-              <w:jc w:val="both"/>
-              <w:rPr>
-                <w:color w:val="767171"/>
-                <w:sz w:val="24"/>
-                <w:szCs w:val="24"/>
-              </w:rPr>
-            </w:pPr>
-            <w:r>
-              <w:rPr>
-                <w:rtl w:val="0"/>
-              </w:rPr>
+              <w:t xml:space="preserve">Mi proyecto anterior “RoomMarch” se relaciona excelente con mi perfil actual porque me permite trabajar justamente en lo que me gusta: la estructuración lógica de los datos de usuarios y alojamientos,  la organización de los procesos mediante diagramas UML, y el aseguramiento de la calidad visual y funcional. Esto me permite enfocarme en la lógica y la experiencia de usuario.</w:t>
             </w:r>
           </w:p>
           <w:p>
@@ -3522,12 +3328,12 @@
               <wp:inline distB="0" distT="0" distL="0" distR="0">
                 <wp:extent cx="1996440" cy="428625"/>
                 <wp:effectExtent b="0" l="0" r="0" t="0"/>
-                <wp:docPr descr="http://www.duoc.cl/normasgraficas/normasgraficas/marca-duoc/6logo-fondo-transparente/fondo-transparente.png" id="17582" name="image4.png"/>
+                <wp:docPr descr="http://www.duoc.cl/normasgraficas/normasgraficas/marca-duoc/6logo-fondo-transparente/fondo-transparente.png" id="17582" name="image2.png"/>
                 <a:graphic>
                   <a:graphicData uri="http://schemas.openxmlformats.org/drawingml/2006/picture">
                     <pic:pic>
                       <pic:nvPicPr>
-                        <pic:cNvPr descr="http://www.duoc.cl/normasgraficas/normasgraficas/marca-duoc/6logo-fondo-transparente/fondo-transparente.png" id="0" name="image4.png"/>
+                        <pic:cNvPr descr="http://www.duoc.cl/normasgraficas/normasgraficas/marca-duoc/6logo-fondo-transparente/fondo-transparente.png" id="0" name="image2.png"/>
                         <pic:cNvPicPr preferRelativeResize="0"/>
                       </pic:nvPicPr>
                       <pic:blipFill>
@@ -3713,12 +3519,12 @@
               <wp:inline distB="0" distT="0" distL="0" distR="0">
                 <wp:extent cx="363448" cy="578253"/>
                 <wp:effectExtent b="0" l="0" r="0" t="0"/>
-                <wp:docPr id="17581" name="image3.png"/>
+                <wp:docPr id="17581" name="image1.png"/>
                 <a:graphic>
                   <a:graphicData uri="http://schemas.openxmlformats.org/drawingml/2006/picture">
                     <pic:pic>
                       <pic:nvPicPr>
-                        <pic:cNvPr id="0" name="image3.png"/>
+                        <pic:cNvPr id="0" name="image1.png"/>
                         <pic:cNvPicPr preferRelativeResize="0"/>
                       </pic:nvPicPr>
                       <pic:blipFill>
@@ -3869,12 +3675,12 @@
               <wp:inline distB="0" distT="0" distL="0" distR="0">
                 <wp:extent cx="1908834" cy="470407"/>
                 <wp:effectExtent b="0" l="0" r="0" t="0"/>
-                <wp:docPr id="17583" name="image2.png"/>
+                <wp:docPr id="17583" name="image3.png"/>
                 <a:graphic>
                   <a:graphicData uri="http://schemas.openxmlformats.org/drawingml/2006/picture">
                     <pic:pic>
                       <pic:nvPicPr>
-                        <pic:cNvPr id="0" name="image2.png"/>
+                        <pic:cNvPr id="0" name="image3.png"/>
                         <pic:cNvPicPr preferRelativeResize="0"/>
                       </pic:nvPicPr>
                       <pic:blipFill>
